--- a/Model/CONVENTION.docx
+++ b/Model/CONVENTION.docx
@@ -73,11 +73,17 @@
                 <w:t>dkusosky@groupecandor.fr</w:t>
               </w:r>
             </w:hyperlink>
+            <w:r>
+              <w:t xml:space="preserve"> </w:t>
+            </w:r>
           </w:p>
           <w:p/>
           <w:p>
             <w:r>
-              <w:t>Affaire suivie par David KUSOSKY</w:t>
+              <w:t xml:space="preserve">Affaire suivie par </w:t>
+            </w:r>
+            <w:r>
+              <w:t>KUSOSKY David</w:t>
             </w:r>
           </w:p>
         </w:tc>
@@ -413,7 +419,7 @@
           <w:sz w:val="24"/>
           <w:szCs w:val="24"/>
         </w:rPr>
-        <w:t>David KUSOSKY</w:t>
+        <w:t>KUSOSKY David</w:t>
       </w:r>
     </w:p>
     <w:p/>
@@ -771,7 +777,13 @@
               <w:rPr>
                 <w:color w:val="00B0F0"/>
               </w:rPr>
-              <w:t>Mr KUSOSKY David</w:t>
+              <w:t xml:space="preserve">Mr </w:t>
+            </w:r>
+            <w:r>
+              <w:rPr>
+                <w:color w:val="00B0F0"/>
+              </w:rPr>
+              <w:t>KUSOSKY David</w:t>
             </w:r>
           </w:p>
           <w:p>
@@ -1211,10 +1223,7 @@
         <w:t xml:space="preserve">La formation sera dispensée par </w:t>
       </w:r>
       <w:r>
-        <w:t xml:space="preserve">David </w:t>
-      </w:r>
-      <w:r>
-        <w:t>KUSOSKY</w:t>
+        <w:t>David KUSOSKY</w:t>
       </w:r>
       <w:r>
         <w:t>. Le salarié devra être présent à toutes les séances de formation.</w:t>
@@ -1404,23 +1413,7 @@
                 <w:rFonts w:cstheme="minorHAnsi"/>
                 <w:shd w:val="clear" w:color="auto" w:fill="F7F7F8"/>
               </w:rPr>
-              <w:t xml:space="preserve">Riche d’une expérience dans les métiers de la formation auprès des plus grands acteurs nationaux (INHNI, GRETA, GEIQ…), David </w:t>
-            </w:r>
-            <w:proofErr w:type="spellStart"/>
-            <w:r>
-              <w:rPr>
-                <w:rFonts w:cstheme="minorHAnsi"/>
-                <w:shd w:val="clear" w:color="auto" w:fill="F7F7F8"/>
-              </w:rPr>
-              <w:t>à</w:t>
-            </w:r>
-            <w:proofErr w:type="spellEnd"/>
-            <w:r>
-              <w:rPr>
-                <w:rFonts w:cstheme="minorHAnsi"/>
-                <w:shd w:val="clear" w:color="auto" w:fill="F7F7F8"/>
-              </w:rPr>
-              <w:t xml:space="preserve"> su évoluer rapidement dans les métiers de la formation en se basant sur son parcours professionnel et pédagogique.</w:t>
+              <w:t>Riche d’une expérience dans les métiers de la formation auprès des plus grands acteurs nationaux (INHNI, GRETA, GEIQ…), David à su évoluer rapidement dans les métiers de la formation en se basant sur son parcours professionnel et pédagogique.</w:t>
             </w:r>
           </w:p>
           <w:p>
@@ -1900,7 +1893,6 @@
         </w:rPr>
         <w:t>HORAIRES MATIN</w:t>
       </w:r>
-      <w:proofErr w:type="gramStart"/>
       <w:r>
         <w:rPr>
           <w:b/>
@@ -1917,7 +1909,6 @@
         </w:rPr>
         <w:t>)|</w:t>
       </w:r>
-      <w:proofErr w:type="gramEnd"/>
       <w:r>
         <w:rPr>
           <w:sz w:val="24"/>
@@ -2513,11 +2504,9 @@
             <w:pPr>
               <w:jc w:val="center"/>
             </w:pPr>
-            <w:proofErr w:type="gramStart"/>
             <w:r>
               <w:t>x</w:t>
             </w:r>
-            <w:proofErr w:type="gramEnd"/>
           </w:p>
         </w:tc>
         <w:tc>
@@ -2658,11 +2647,9 @@
             <w:pPr>
               <w:jc w:val="center"/>
             </w:pPr>
-            <w:proofErr w:type="gramStart"/>
             <w:r>
               <w:t>x</w:t>
             </w:r>
-            <w:proofErr w:type="gramEnd"/>
           </w:p>
         </w:tc>
         <w:tc>
@@ -2803,11 +2790,9 @@
             <w:pPr>
               <w:jc w:val="center"/>
             </w:pPr>
-            <w:proofErr w:type="gramStart"/>
             <w:r>
               <w:t>x</w:t>
             </w:r>
-            <w:proofErr w:type="gramEnd"/>
           </w:p>
         </w:tc>
         <w:tc>
@@ -2956,11 +2941,9 @@
             <w:pPr>
               <w:jc w:val="center"/>
             </w:pPr>
-            <w:proofErr w:type="gramStart"/>
             <w:r>
               <w:t>x</w:t>
             </w:r>
-            <w:proofErr w:type="gramEnd"/>
           </w:p>
         </w:tc>
         <w:tc>
